--- a/pr-preview/pr-211/chapters/summary.docx
+++ b/pr-preview/pr-211/chapters/summary.docx
@@ -15,7 +15,7 @@
         <w:pStyle w:val="Date"/>
       </w:pPr>
       <w:r>
-        <w:t xml:space="preserve">Last modified: 2026-10-15 19:42:37 (PDT)</w:t>
+        <w:t xml:space="preserve">Last modified: 2026-10-15 22:06:06 (PDT)</w:t>
       </w:r>
     </w:p>
     <w:tbl>
@@ -1776,13 +1776,13 @@
       </w:r>
     </w:p>
     <w:bookmarkEnd w:id="75"/>
-    <w:bookmarkStart w:id="79" w:name="thinking"/>
+    <w:bookmarkStart w:id="90" w:name="teaching-materials"/>
     <w:p>
       <w:pPr>
         <w:pStyle w:val="Heading2"/>
       </w:pPr>
       <w:r>
-        <w:t xml:space="preserve">7 Thinking</w:t>
+        <w:t xml:space="preserve">7 Teaching materials</w:t>
       </w:r>
     </w:p>
     <w:p>
@@ -1798,6 +1798,323 @@
           <w:rPr>
             <w:rStyle w:val="Hyperlink"/>
           </w:rPr>
+          <w:t xml:space="preserve">Build the lecture from exercises and solutions</w:t>
+        </w:r>
+      </w:hyperlink>
+      <w:r>
+        <w:t xml:space="preserve">.</w:t>
+      </w:r>
+    </w:p>
+    <w:p>
+      <w:pPr>
+        <w:pStyle w:val="Compact"/>
+        <w:numPr>
+          <w:ilvl w:val="0"/>
+          <w:numId w:val="1007"/>
+        </w:numPr>
+      </w:pPr>
+      <w:hyperlink r:id="rId77">
+        <w:r>
+          <w:rPr>
+            <w:rStyle w:val="Hyperlink"/>
+          </w:rPr>
+          <w:t xml:space="preserve">Ask the question before giving the definition</w:t>
+        </w:r>
+      </w:hyperlink>
+      <w:r>
+        <w:t xml:space="preserve">.</w:t>
+      </w:r>
+    </w:p>
+    <w:p>
+      <w:pPr>
+        <w:pStyle w:val="Compact"/>
+        <w:numPr>
+          <w:ilvl w:val="0"/>
+          <w:numId w:val="1007"/>
+        </w:numPr>
+      </w:pPr>
+      <w:hyperlink r:id="rId78">
+        <w:r>
+          <w:rPr>
+            <w:rStyle w:val="Hyperlink"/>
+          </w:rPr>
+          <w:t xml:space="preserve">Present a derivation</w:t>
+        </w:r>
+      </w:hyperlink>
+      <w:r>
+        <w:t xml:space="preserve"> </w:t>
+      </w:r>
+      <w:r>
+        <w:t xml:space="preserve">as an exercise and solution, then the theorem and its proof.</w:t>
+      </w:r>
+    </w:p>
+    <w:p>
+      <w:pPr>
+        <w:pStyle w:val="Compact"/>
+        <w:numPr>
+          <w:ilvl w:val="0"/>
+          <w:numId w:val="1007"/>
+        </w:numPr>
+      </w:pPr>
+      <w:hyperlink r:id="rId79">
+        <w:r>
+          <w:rPr>
+            <w:rStyle w:val="Hyperlink"/>
+          </w:rPr>
+          <w:t xml:space="preserve">Give each defined term its own div</w:t>
+        </w:r>
+      </w:hyperlink>
+      <w:r>
+        <w:t xml:space="preserve">.</w:t>
+      </w:r>
+    </w:p>
+    <w:p>
+      <w:pPr>
+        <w:pStyle w:val="Compact"/>
+        <w:numPr>
+          <w:ilvl w:val="0"/>
+          <w:numId w:val="1007"/>
+        </w:numPr>
+      </w:pPr>
+      <w:hyperlink r:id="rId80">
+        <w:r>
+          <w:rPr>
+            <w:rStyle w:val="Hyperlink"/>
+          </w:rPr>
+          <w:t xml:space="preserve">State the notation and its alternatives</w:t>
+        </w:r>
+      </w:hyperlink>
+      <w:r>
+        <w:t xml:space="preserve">.</w:t>
+      </w:r>
+    </w:p>
+    <w:p>
+      <w:pPr>
+        <w:pStyle w:val="Compact"/>
+        <w:numPr>
+          <w:ilvl w:val="0"/>
+          <w:numId w:val="1007"/>
+        </w:numPr>
+      </w:pPr>
+      <w:hyperlink r:id="rId81">
+        <w:r>
+          <w:rPr>
+            <w:rStyle w:val="Hyperlink"/>
+          </w:rPr>
+          <w:t xml:space="preserve">Lead with the simplest correct form of a definition</w:t>
+        </w:r>
+      </w:hyperlink>
+      <w:r>
+        <w:t xml:space="preserve">.</w:t>
+      </w:r>
+    </w:p>
+    <w:p>
+      <w:pPr>
+        <w:pStyle w:val="Compact"/>
+        <w:numPr>
+          <w:ilvl w:val="0"/>
+          <w:numId w:val="1007"/>
+        </w:numPr>
+      </w:pPr>
+      <w:hyperlink r:id="rId82">
+        <w:r>
+          <w:rPr>
+            <w:rStyle w:val="Hyperlink"/>
+          </w:rPr>
+          <w:t xml:space="preserve">Reuse one written version of each result</w:t>
+        </w:r>
+      </w:hyperlink>
+      <w:r>
+        <w:t xml:space="preserve">.</w:t>
+      </w:r>
+    </w:p>
+    <w:p>
+      <w:pPr>
+        <w:pStyle w:val="Compact"/>
+        <w:numPr>
+          <w:ilvl w:val="0"/>
+          <w:numId w:val="1007"/>
+        </w:numPr>
+      </w:pPr>
+      <w:hyperlink r:id="rId83">
+        <w:r>
+          <w:rPr>
+            <w:rStyle w:val="Hyperlink"/>
+          </w:rPr>
+          <w:t xml:space="preserve">Use real data and compute every number</w:t>
+        </w:r>
+      </w:hyperlink>
+      <w:r>
+        <w:t xml:space="preserve">.</w:t>
+      </w:r>
+    </w:p>
+    <w:p>
+      <w:pPr>
+        <w:pStyle w:val="Compact"/>
+        <w:numPr>
+          <w:ilvl w:val="0"/>
+          <w:numId w:val="1007"/>
+        </w:numPr>
+      </w:pPr>
+      <w:hyperlink r:id="rId84">
+        <w:r>
+          <w:rPr>
+            <w:rStyle w:val="Hyperlink"/>
+          </w:rPr>
+          <w:t xml:space="preserve">Show each idea applied and in a figure</w:t>
+        </w:r>
+      </w:hyperlink>
+      <w:r>
+        <w:t xml:space="preserve">.</w:t>
+      </w:r>
+    </w:p>
+    <w:p>
+      <w:pPr>
+        <w:pStyle w:val="Compact"/>
+        <w:numPr>
+          <w:ilvl w:val="0"/>
+          <w:numId w:val="1007"/>
+        </w:numPr>
+      </w:pPr>
+      <w:hyperlink r:id="rId85">
+        <w:r>
+          <w:rPr>
+            <w:rStyle w:val="Hyperlink"/>
+          </w:rPr>
+          <w:t xml:space="preserve">Write labs in both R and Python</w:t>
+        </w:r>
+      </w:hyperlink>
+      <w:r>
+        <w:t xml:space="preserve"> </w:t>
+      </w:r>
+      <w:r>
+        <w:t xml:space="preserve">that run on any computer.</w:t>
+      </w:r>
+    </w:p>
+    <w:p>
+      <w:pPr>
+        <w:pStyle w:val="Compact"/>
+        <w:numPr>
+          <w:ilvl w:val="0"/>
+          <w:numId w:val="1007"/>
+        </w:numPr>
+      </w:pPr>
+      <w:hyperlink r:id="rId86">
+        <w:r>
+          <w:rPr>
+            <w:rStyle w:val="Hyperlink"/>
+          </w:rPr>
+          <w:t xml:space="preserve">Make figures accessible</w:t>
+        </w:r>
+      </w:hyperlink>
+      <w:r>
+        <w:t xml:space="preserve">.</w:t>
+      </w:r>
+    </w:p>
+    <w:p>
+      <w:pPr>
+        <w:pStyle w:val="Compact"/>
+        <w:numPr>
+          <w:ilvl w:val="0"/>
+          <w:numId w:val="1007"/>
+        </w:numPr>
+      </w:pPr>
+      <w:hyperlink r:id="rId87">
+        <w:r>
+          <w:rPr>
+            <w:rStyle w:val="Hyperlink"/>
+          </w:rPr>
+          <w:t xml:space="preserve">Structure slides for the reader</w:t>
+        </w:r>
+      </w:hyperlink>
+      <w:r>
+        <w:t xml:space="preserve">.</w:t>
+      </w:r>
+    </w:p>
+    <w:p>
+      <w:pPr>
+        <w:pStyle w:val="Compact"/>
+        <w:numPr>
+          <w:ilvl w:val="0"/>
+          <w:numId w:val="1007"/>
+        </w:numPr>
+      </w:pPr>
+      <w:hyperlink r:id="rId88">
+        <w:r>
+          <w:rPr>
+            <w:rStyle w:val="Hyperlink"/>
+          </w:rPr>
+          <w:t xml:space="preserve">Credit another course’s material</w:t>
+        </w:r>
+      </w:hyperlink>
+      <w:r>
+        <w:t xml:space="preserve"> </w:t>
+      </w:r>
+      <w:r>
+        <w:t xml:space="preserve">in a collapsed</w:t>
+      </w:r>
+      <w:r>
+        <w:t xml:space="preserve"> </w:t>
+      </w:r>
+      <w:r>
+        <w:t xml:space="preserve">“Source”</w:t>
+      </w:r>
+      <w:r>
+        <w:t xml:space="preserve"> </w:t>
+      </w:r>
+      <w:r>
+        <w:t xml:space="preserve">callout, not in running prose.</w:t>
+      </w:r>
+    </w:p>
+    <w:p>
+      <w:pPr>
+        <w:pStyle w:val="Compact"/>
+        <w:numPr>
+          <w:ilvl w:val="0"/>
+          <w:numId w:val="1007"/>
+        </w:numPr>
+      </w:pPr>
+      <w:hyperlink r:id="rId89">
+        <w:r>
+          <w:rPr>
+            <w:rStyle w:val="Hyperlink"/>
+          </w:rPr>
+          <w:t xml:space="preserve">Skip the credit for material from your own repositories</w:t>
+        </w:r>
+      </w:hyperlink>
+      <w:r>
+        <w:t xml:space="preserve">,</w:t>
+      </w:r>
+      <w:r>
+        <w:t xml:space="preserve"> </w:t>
+      </w:r>
+      <w:r>
+        <w:t xml:space="preserve">but keep what those repositories credit.</w:t>
+      </w:r>
+    </w:p>
+    <w:bookmarkEnd w:id="90"/>
+    <w:bookmarkStart w:id="94" w:name="thinking"/>
+    <w:p>
+      <w:pPr>
+        <w:pStyle w:val="Heading2"/>
+      </w:pPr>
+      <w:r>
+        <w:t xml:space="preserve">8 Thinking</w:t>
+      </w:r>
+    </w:p>
+    <w:p>
+      <w:pPr>
+        <w:pStyle w:val="Compact"/>
+        <w:numPr>
+          <w:ilvl w:val="0"/>
+          <w:numId w:val="1008"/>
+        </w:numPr>
+      </w:pPr>
+      <w:hyperlink r:id="rId91">
+        <w:r>
+          <w:rPr>
+            <w:rStyle w:val="Hyperlink"/>
+          </w:rPr>
           <w:t xml:space="preserve">Write the question down first</w:t>
         </w:r>
       </w:hyperlink>
@@ -1810,65 +2127,15 @@
         <w:pStyle w:val="Compact"/>
         <w:numPr>
           <w:ilvl w:val="0"/>
-          <w:numId w:val="1007"/>
-        </w:numPr>
-      </w:pPr>
-      <w:hyperlink r:id="rId77">
-        <w:r>
-          <w:rPr>
-            <w:rStyle w:val="Hyperlink"/>
-          </w:rPr>
-          <w:t xml:space="preserve">Send a written question that states the goal, what you did, what you expected and what happened, and what you tried</w:t>
-        </w:r>
-      </w:hyperlink>
-      <w:r>
-        <w:t xml:space="preserve">.</w:t>
-      </w:r>
-    </w:p>
-    <w:p>
-      <w:pPr>
-        <w:pStyle w:val="Compact"/>
-        <w:numPr>
-          <w:ilvl w:val="0"/>
-          <w:numId w:val="1007"/>
-        </w:numPr>
-      </w:pPr>
-      <w:hyperlink r:id="rId78">
-        <w:r>
-          <w:rPr>
-            <w:rStyle w:val="Hyperlink"/>
-          </w:rPr>
-          <w:t xml:space="preserve">Draft the aims, methods, and expected results before you run the analysis</w:t>
-        </w:r>
-      </w:hyperlink>
-      <w:r>
-        <w:t xml:space="preserve">.</w:t>
-      </w:r>
-    </w:p>
-    <w:bookmarkEnd w:id="79"/>
-    <w:bookmarkStart w:id="94" w:name="teaching-materials"/>
-    <w:p>
-      <w:pPr>
-        <w:pStyle w:val="Heading2"/>
-      </w:pPr>
-      <w:r>
-        <w:t xml:space="preserve">8 Teaching materials</w:t>
-      </w:r>
-    </w:p>
-    <w:p>
-      <w:pPr>
-        <w:pStyle w:val="Compact"/>
-        <w:numPr>
-          <w:ilvl w:val="0"/>
           <w:numId w:val="1008"/>
         </w:numPr>
       </w:pPr>
-      <w:hyperlink r:id="rId80">
-        <w:r>
-          <w:rPr>
-            <w:rStyle w:val="Hyperlink"/>
-          </w:rPr>
-          <w:t xml:space="preserve">Build the lecture from exercises and solutions</w:t>
+      <w:hyperlink r:id="rId92">
+        <w:r>
+          <w:rPr>
+            <w:rStyle w:val="Hyperlink"/>
+          </w:rPr>
+          <w:t xml:space="preserve">Send a written question, with the context needed to answer it</w:t>
         </w:r>
       </w:hyperlink>
       <w:r>
@@ -1883,283 +2150,16 @@
           <w:numId w:val="1008"/>
         </w:numPr>
       </w:pPr>
-      <w:hyperlink r:id="rId81">
-        <w:r>
-          <w:rPr>
-            <w:rStyle w:val="Hyperlink"/>
-          </w:rPr>
-          <w:t xml:space="preserve">Ask the question before giving the definition</w:t>
-        </w:r>
-      </w:hyperlink>
-      <w:r>
-        <w:t xml:space="preserve">.</w:t>
-      </w:r>
-    </w:p>
-    <w:p>
-      <w:pPr>
-        <w:pStyle w:val="Compact"/>
-        <w:numPr>
-          <w:ilvl w:val="0"/>
-          <w:numId w:val="1008"/>
-        </w:numPr>
-      </w:pPr>
-      <w:hyperlink r:id="rId82">
-        <w:r>
-          <w:rPr>
-            <w:rStyle w:val="Hyperlink"/>
-          </w:rPr>
-          <w:t xml:space="preserve">Present a derivation</w:t>
-        </w:r>
-      </w:hyperlink>
-      <w:r>
-        <w:t xml:space="preserve"> </w:t>
-      </w:r>
-      <w:r>
-        <w:t xml:space="preserve">as an exercise and solution, then the theorem and its proof.</w:t>
-      </w:r>
-    </w:p>
-    <w:p>
-      <w:pPr>
-        <w:pStyle w:val="Compact"/>
-        <w:numPr>
-          <w:ilvl w:val="0"/>
-          <w:numId w:val="1008"/>
-        </w:numPr>
-      </w:pPr>
-      <w:hyperlink r:id="rId83">
-        <w:r>
-          <w:rPr>
-            <w:rStyle w:val="Hyperlink"/>
-          </w:rPr>
-          <w:t xml:space="preserve">Give each defined term its own div</w:t>
-        </w:r>
-      </w:hyperlink>
-      <w:r>
-        <w:t xml:space="preserve">.</w:t>
-      </w:r>
-    </w:p>
-    <w:p>
-      <w:pPr>
-        <w:pStyle w:val="Compact"/>
-        <w:numPr>
-          <w:ilvl w:val="0"/>
-          <w:numId w:val="1008"/>
-        </w:numPr>
-      </w:pPr>
-      <w:hyperlink r:id="rId84">
-        <w:r>
-          <w:rPr>
-            <w:rStyle w:val="Hyperlink"/>
-          </w:rPr>
-          <w:t xml:space="preserve">State the notation and its alternatives</w:t>
-        </w:r>
-      </w:hyperlink>
-      <w:r>
-        <w:t xml:space="preserve">.</w:t>
-      </w:r>
-    </w:p>
-    <w:p>
-      <w:pPr>
-        <w:pStyle w:val="Compact"/>
-        <w:numPr>
-          <w:ilvl w:val="0"/>
-          <w:numId w:val="1008"/>
-        </w:numPr>
-      </w:pPr>
-      <w:hyperlink r:id="rId85">
-        <w:r>
-          <w:rPr>
-            <w:rStyle w:val="Hyperlink"/>
-          </w:rPr>
-          <w:t xml:space="preserve">Lead with the simplest correct form of a definition</w:t>
-        </w:r>
-      </w:hyperlink>
-      <w:r>
-        <w:t xml:space="preserve">.</w:t>
-      </w:r>
-    </w:p>
-    <w:p>
-      <w:pPr>
-        <w:pStyle w:val="Compact"/>
-        <w:numPr>
-          <w:ilvl w:val="0"/>
-          <w:numId w:val="1008"/>
-        </w:numPr>
-      </w:pPr>
-      <w:hyperlink r:id="rId86">
-        <w:r>
-          <w:rPr>
-            <w:rStyle w:val="Hyperlink"/>
-          </w:rPr>
-          <w:t xml:space="preserve">Reuse one written version of each result</w:t>
-        </w:r>
-      </w:hyperlink>
-      <w:r>
-        <w:t xml:space="preserve">.</w:t>
-      </w:r>
-    </w:p>
-    <w:p>
-      <w:pPr>
-        <w:pStyle w:val="Compact"/>
-        <w:numPr>
-          <w:ilvl w:val="0"/>
-          <w:numId w:val="1008"/>
-        </w:numPr>
-      </w:pPr>
-      <w:hyperlink r:id="rId87">
-        <w:r>
-          <w:rPr>
-            <w:rStyle w:val="Hyperlink"/>
-          </w:rPr>
-          <w:t xml:space="preserve">Use real data and compute every number</w:t>
-        </w:r>
-      </w:hyperlink>
-      <w:r>
-        <w:t xml:space="preserve">.</w:t>
-      </w:r>
-    </w:p>
-    <w:p>
-      <w:pPr>
-        <w:pStyle w:val="Compact"/>
-        <w:numPr>
-          <w:ilvl w:val="0"/>
-          <w:numId w:val="1008"/>
-        </w:numPr>
-      </w:pPr>
-      <w:hyperlink r:id="rId88">
-        <w:r>
-          <w:rPr>
-            <w:rStyle w:val="Hyperlink"/>
-          </w:rPr>
-          <w:t xml:space="preserve">Show each idea applied and in a figure</w:t>
-        </w:r>
-      </w:hyperlink>
-      <w:r>
-        <w:t xml:space="preserve">.</w:t>
-      </w:r>
-    </w:p>
-    <w:p>
-      <w:pPr>
-        <w:pStyle w:val="Compact"/>
-        <w:numPr>
-          <w:ilvl w:val="0"/>
-          <w:numId w:val="1008"/>
-        </w:numPr>
-      </w:pPr>
-      <w:hyperlink r:id="rId89">
-        <w:r>
-          <w:rPr>
-            <w:rStyle w:val="Hyperlink"/>
-          </w:rPr>
-          <w:t xml:space="preserve">Write labs in both R and Python</w:t>
-        </w:r>
-      </w:hyperlink>
-      <w:r>
-        <w:t xml:space="preserve"> </w:t>
-      </w:r>
-      <w:r>
-        <w:t xml:space="preserve">that run on any computer.</w:t>
-      </w:r>
-    </w:p>
-    <w:p>
-      <w:pPr>
-        <w:pStyle w:val="Compact"/>
-        <w:numPr>
-          <w:ilvl w:val="0"/>
-          <w:numId w:val="1008"/>
-        </w:numPr>
-      </w:pPr>
-      <w:hyperlink r:id="rId90">
-        <w:r>
-          <w:rPr>
-            <w:rStyle w:val="Hyperlink"/>
-          </w:rPr>
-          <w:t xml:space="preserve">Make figures accessible</w:t>
-        </w:r>
-      </w:hyperlink>
-      <w:r>
-        <w:t xml:space="preserve">.</w:t>
-      </w:r>
-    </w:p>
-    <w:p>
-      <w:pPr>
-        <w:pStyle w:val="Compact"/>
-        <w:numPr>
-          <w:ilvl w:val="0"/>
-          <w:numId w:val="1008"/>
-        </w:numPr>
-      </w:pPr>
-      <w:hyperlink r:id="rId91">
-        <w:r>
-          <w:rPr>
-            <w:rStyle w:val="Hyperlink"/>
-          </w:rPr>
-          <w:t xml:space="preserve">Structure slides for the reader</w:t>
-        </w:r>
-      </w:hyperlink>
-      <w:r>
-        <w:t xml:space="preserve">.</w:t>
-      </w:r>
-    </w:p>
-    <w:p>
-      <w:pPr>
-        <w:pStyle w:val="Compact"/>
-        <w:numPr>
-          <w:ilvl w:val="0"/>
-          <w:numId w:val="1008"/>
-        </w:numPr>
-      </w:pPr>
-      <w:hyperlink r:id="rId92">
-        <w:r>
-          <w:rPr>
-            <w:rStyle w:val="Hyperlink"/>
-          </w:rPr>
-          <w:t xml:space="preserve">Credit another course’s material</w:t>
-        </w:r>
-      </w:hyperlink>
-      <w:r>
-        <w:t xml:space="preserve"> </w:t>
-      </w:r>
-      <w:r>
-        <w:t xml:space="preserve">in a collapsed</w:t>
-      </w:r>
-      <w:r>
-        <w:t xml:space="preserve"> </w:t>
-      </w:r>
-      <w:r>
-        <w:t xml:space="preserve">“Source”</w:t>
-      </w:r>
-      <w:r>
-        <w:t xml:space="preserve"> </w:t>
-      </w:r>
-      <w:r>
-        <w:t xml:space="preserve">callout, not in running prose.</w:t>
-      </w:r>
-    </w:p>
-    <w:p>
-      <w:pPr>
-        <w:pStyle w:val="Compact"/>
-        <w:numPr>
-          <w:ilvl w:val="0"/>
-          <w:numId w:val="1008"/>
-        </w:numPr>
-      </w:pPr>
       <w:hyperlink r:id="rId93">
         <w:r>
           <w:rPr>
             <w:rStyle w:val="Hyperlink"/>
           </w:rPr>
-          <w:t xml:space="preserve">Skip the credit for material from your own repositories</w:t>
-        </w:r>
-      </w:hyperlink>
-      <w:r>
-        <w:t xml:space="preserve">,</w:t>
-      </w:r>
-      <w:r>
-        <w:t xml:space="preserve"> </w:t>
-      </w:r>
-      <w:r>
-        <w:t xml:space="preserve">but keep what those repositories credit.</w:t>
+          <w:t xml:space="preserve">Draft the plan before you run the analysis</w:t>
+        </w:r>
+      </w:hyperlink>
+      <w:r>
+        <w:t xml:space="preserve">.</w:t>
       </w:r>
     </w:p>
     <w:bookmarkEnd w:id="94"/>

--- a/pr-preview/pr-211/chapters/summary.docx
+++ b/pr-preview/pr-211/chapters/summary.docx
@@ -15,7 +15,7 @@
         <w:pStyle w:val="Date"/>
       </w:pPr>
       <w:r>
-        <w:t xml:space="preserve">Last modified: 2026-10-15 22:06:06 (PDT)</w:t>
+        <w:t xml:space="preserve">Last modified: 2026-10-15 23:19:03 (PDT)</w:t>
       </w:r>
     </w:p>
     <w:tbl>
@@ -2093,13 +2093,13 @@
       </w:r>
     </w:p>
     <w:bookmarkEnd w:id="90"/>
-    <w:bookmarkStart w:id="94" w:name="thinking"/>
+    <w:bookmarkStart w:id="94" w:name="software-text"/>
     <w:p>
       <w:pPr>
         <w:pStyle w:val="Heading2"/>
       </w:pPr>
       <w:r>
-        <w:t xml:space="preserve">8 Thinking</w:t>
+        <w:t xml:space="preserve">8 Software text</w:t>
       </w:r>
     </w:p>
     <w:p>
@@ -2115,6 +2115,79 @@
           <w:rPr>
             <w:rStyle w:val="Hyperlink"/>
           </w:rPr>
+          <w:t xml:space="preserve">Say what changed and why</w:t>
+        </w:r>
+      </w:hyperlink>
+      <w:r>
+        <w:t xml:space="preserve"> </w:t>
+      </w:r>
+      <w:r>
+        <w:t xml:space="preserve">in a pull request or commit message.</w:t>
+      </w:r>
+    </w:p>
+    <w:p>
+      <w:pPr>
+        <w:pStyle w:val="Compact"/>
+        <w:numPr>
+          <w:ilvl w:val="0"/>
+          <w:numId w:val="1008"/>
+        </w:numPr>
+      </w:pPr>
+      <w:hyperlink r:id="rId92">
+        <w:r>
+          <w:rPr>
+            <w:rStyle w:val="Hyperlink"/>
+          </w:rPr>
+          <w:t xml:space="preserve">Comment why, not what</w:t>
+        </w:r>
+      </w:hyperlink>
+      <w:r>
+        <w:t xml:space="preserve">.</w:t>
+      </w:r>
+    </w:p>
+    <w:p>
+      <w:pPr>
+        <w:pStyle w:val="Compact"/>
+        <w:numPr>
+          <w:ilvl w:val="0"/>
+          <w:numId w:val="1008"/>
+        </w:numPr>
+      </w:pPr>
+      <w:hyperlink r:id="rId93">
+        <w:r>
+          <w:rPr>
+            <w:rStyle w:val="Hyperlink"/>
+          </w:rPr>
+          <w:t xml:space="preserve">Write release notes by their effect on the user</w:t>
+        </w:r>
+      </w:hyperlink>
+      <w:r>
+        <w:t xml:space="preserve">.</w:t>
+      </w:r>
+    </w:p>
+    <w:bookmarkEnd w:id="94"/>
+    <w:bookmarkStart w:id="98" w:name="thinking"/>
+    <w:p>
+      <w:pPr>
+        <w:pStyle w:val="Heading2"/>
+      </w:pPr>
+      <w:r>
+        <w:t xml:space="preserve">9 Thinking</w:t>
+      </w:r>
+    </w:p>
+    <w:p>
+      <w:pPr>
+        <w:pStyle w:val="Compact"/>
+        <w:numPr>
+          <w:ilvl w:val="0"/>
+          <w:numId w:val="1009"/>
+        </w:numPr>
+      </w:pPr>
+      <w:hyperlink r:id="rId95">
+        <w:r>
+          <w:rPr>
+            <w:rStyle w:val="Hyperlink"/>
+          </w:rPr>
           <w:t xml:space="preserve">Write the question down first</w:t>
         </w:r>
       </w:hyperlink>
@@ -2127,30 +2200,30 @@
         <w:pStyle w:val="Compact"/>
         <w:numPr>
           <w:ilvl w:val="0"/>
-          <w:numId w:val="1008"/>
-        </w:numPr>
-      </w:pPr>
-      <w:hyperlink r:id="rId92">
-        <w:r>
-          <w:rPr>
-            <w:rStyle w:val="Hyperlink"/>
-          </w:rPr>
-          <w:t xml:space="preserve">Send a written question, with the context needed to answer it</w:t>
-        </w:r>
-      </w:hyperlink>
-      <w:r>
-        <w:t xml:space="preserve">.</w:t>
-      </w:r>
-    </w:p>
-    <w:p>
-      <w:pPr>
-        <w:pStyle w:val="Compact"/>
-        <w:numPr>
-          <w:ilvl w:val="0"/>
-          <w:numId w:val="1008"/>
-        </w:numPr>
-      </w:pPr>
-      <w:hyperlink r:id="rId93">
+          <w:numId w:val="1009"/>
+        </w:numPr>
+      </w:pPr>
+      <w:hyperlink r:id="rId96">
+        <w:r>
+          <w:rPr>
+            <w:rStyle w:val="Hyperlink"/>
+          </w:rPr>
+          <w:t xml:space="preserve">Send a written question that gives the reader the context to answer it</w:t>
+        </w:r>
+      </w:hyperlink>
+      <w:r>
+        <w:t xml:space="preserve">.</w:t>
+      </w:r>
+    </w:p>
+    <w:p>
+      <w:pPr>
+        <w:pStyle w:val="Compact"/>
+        <w:numPr>
+          <w:ilvl w:val="0"/>
+          <w:numId w:val="1009"/>
+        </w:numPr>
+      </w:pPr>
+      <w:hyperlink r:id="rId97">
         <w:r>
           <w:rPr>
             <w:rStyle w:val="Hyperlink"/>
@@ -2162,7 +2235,7 @@
         <w:t xml:space="preserve">.</w:t>
       </w:r>
     </w:p>
-    <w:bookmarkEnd w:id="94"/>
+    <w:bookmarkEnd w:id="98"/>
     <w:sectPr>
       <w:footnotePr>
         <w:numRestart w:val="eachSect"/>
@@ -2401,6 +2474,9 @@
     <w:abstractNumId w:val="991"/>
   </w:num>
   <w:num w:numId="1008">
+    <w:abstractNumId w:val="991"/>
+  </w:num>
+  <w:num w:numId="1009">
     <w:abstractNumId w:val="991"/>
   </w:num>
 </w:numbering>
